--- a/thesis/THESIS_CH4_CH5_APPENDICES.docx
+++ b/thesis/THESIS_CH4_CH5_APPENDICES.docx
@@ -15186,15 +15186,15 @@
           <w:sz w:val="24"/>
           <w:szCs w:val="24"/>
         </w:rPr>
-        <w:t xml:space="preserve">168</w:t>
-      </w:r>
-      <w:r>
-        <w:rPr>
-          <w:rFonts w:ascii="Times New Roman" w:cs="Times New Roman" w:eastAsia="Times New Roman" w:hAnsi="Times New Roman"/>
-          <w:sz w:val="24"/>
-          <w:szCs w:val="24"/>
-        </w:rPr>
-        <w:t xml:space="preserve"> automated tests spanning the data layer, the preprocessing pipeline, the threshold analysis, the prediction service and the web application. All pass. Table 4.17 maps the tests to the twelve verification areas.</w:t>
+        <w:t xml:space="preserve">204</w:t>
+      </w:r>
+      <w:r>
+        <w:rPr>
+          <w:rFonts w:ascii="Times New Roman" w:cs="Times New Roman" w:eastAsia="Times New Roman" w:hAnsi="Times New Roman"/>
+          <w:sz w:val="24"/>
+          <w:szCs w:val="24"/>
+        </w:rPr>
+        <w:t xml:space="preserve"> automated tests spanning the data layer, the preprocessing pipeline, the threshold analysis, the prediction service and the web application. All pass. Table 4.17 maps them to the verification areas. Thirty-six of them are integration tests asserting that the dataset, the trained artefact, the assessment form and the prediction service still describe the same thirteen attributes, so the feature reduction of Section 4.2.3 cannot silently drift apart across the four layers that consume it.</w:t>
       </w:r>
     </w:p>
     <w:p>
@@ -16783,6 +16783,226 @@
             <w:tcBorders>
               <w:top w:val="none" w:color="FFFFFF" w:sz="0"/>
               <w:left w:val="none" w:color="FFFFFF" w:sz="0"/>
+              <w:bottom w:val="none" w:color="FFFFFF" w:sz="0"/>
+              <w:right w:val="none" w:color="FFFFFF" w:sz="0"/>
+            </w:tcBorders>
+          </w:tcPr>
+          <w:p>
+            <w:pPr>
+              <w:spacing w:after="40" w:before="40" w:line="240" w:lineRule="auto"/>
+              <w:jc w:val="left"/>
+            </w:pPr>
+            <w:r>
+              <w:rPr>
+                <w:rFonts w:ascii="Times New Roman" w:cs="Times New Roman" w:eastAsia="Times New Roman" w:hAnsi="Times New Roman"/>
+                <w:b w:val="false"/>
+                <w:bCs w:val="false"/>
+                <w:sz w:val="20"/>
+                <w:szCs w:val="20"/>
+              </w:rPr>
+              <w:t xml:space="preserve">Decision-threshold analysis</w:t>
+            </w:r>
+          </w:p>
+        </w:tc>
+        <w:tc>
+          <w:tcPr>
+            <w:tcW w:type="dxa" w:w="1493"/>
+            <w:tcBorders>
+              <w:top w:val="none" w:color="FFFFFF" w:sz="0"/>
+              <w:left w:val="none" w:color="FFFFFF" w:sz="0"/>
+              <w:bottom w:val="none" w:color="FFFFFF" w:sz="0"/>
+              <w:right w:val="none" w:color="FFFFFF" w:sz="0"/>
+            </w:tcBorders>
+          </w:tcPr>
+          <w:p>
+            <w:pPr>
+              <w:spacing w:after="40" w:before="40" w:line="240" w:lineRule="auto"/>
+              <w:jc w:val="right"/>
+            </w:pPr>
+            <w:r>
+              <w:rPr>
+                <w:rFonts w:ascii="Times New Roman" w:cs="Times New Roman" w:eastAsia="Times New Roman" w:hAnsi="Times New Roman"/>
+                <w:b w:val="false"/>
+                <w:bCs w:val="false"/>
+                <w:sz w:val="20"/>
+                <w:szCs w:val="20"/>
+              </w:rPr>
+              <w:t xml:space="preserve">12</w:t>
+            </w:r>
+          </w:p>
+        </w:tc>
+        <w:tc>
+          <w:tcPr>
+            <w:tcW w:type="dxa" w:w="1581"/>
+            <w:tcBorders>
+              <w:top w:val="none" w:color="FFFFFF" w:sz="0"/>
+              <w:left w:val="none" w:color="FFFFFF" w:sz="0"/>
+              <w:bottom w:val="none" w:color="FFFFFF" w:sz="0"/>
+              <w:right w:val="none" w:color="FFFFFF" w:sz="0"/>
+            </w:tcBorders>
+          </w:tcPr>
+          <w:p>
+            <w:pPr>
+              <w:spacing w:after="40" w:before="40" w:line="240" w:lineRule="auto"/>
+              <w:jc w:val="right"/>
+            </w:pPr>
+            <w:r>
+              <w:rPr>
+                <w:rFonts w:ascii="Times New Roman" w:cs="Times New Roman" w:eastAsia="Times New Roman" w:hAnsi="Times New Roman"/>
+                <w:b w:val="false"/>
+                <w:bCs w:val="false"/>
+                <w:sz w:val="20"/>
+                <w:szCs w:val="20"/>
+              </w:rPr>
+              <w:t xml:space="preserve">12</w:t>
+            </w:r>
+          </w:p>
+        </w:tc>
+        <w:tc>
+          <w:tcPr>
+            <w:tcW w:type="dxa" w:w="1493"/>
+            <w:tcBorders>
+              <w:top w:val="none" w:color="FFFFFF" w:sz="0"/>
+              <w:left w:val="none" w:color="FFFFFF" w:sz="0"/>
+              <w:bottom w:val="none" w:color="FFFFFF" w:sz="0"/>
+              <w:right w:val="none" w:color="FFFFFF" w:sz="0"/>
+            </w:tcBorders>
+          </w:tcPr>
+          <w:p>
+            <w:pPr>
+              <w:spacing w:after="40" w:before="40" w:line="240" w:lineRule="auto"/>
+              <w:jc w:val="center"/>
+            </w:pPr>
+            <w:r>
+              <w:rPr>
+                <w:rFonts w:ascii="Times New Roman" w:cs="Times New Roman" w:eastAsia="Times New Roman" w:hAnsi="Times New Roman"/>
+                <w:b w:val="false"/>
+                <w:bCs w:val="false"/>
+                <w:sz w:val="20"/>
+                <w:szCs w:val="20"/>
+              </w:rPr>
+              <w:t xml:space="preserve">Pass</w:t>
+            </w:r>
+          </w:p>
+        </w:tc>
+      </w:tr>
+      <w:tr>
+        <w:tc>
+          <w:tcPr>
+            <w:tcW w:type="dxa" w:w="4218"/>
+            <w:tcBorders>
+              <w:top w:val="none" w:color="FFFFFF" w:sz="0"/>
+              <w:left w:val="none" w:color="FFFFFF" w:sz="0"/>
+              <w:bottom w:val="none" w:color="FFFFFF" w:sz="0"/>
+              <w:right w:val="none" w:color="FFFFFF" w:sz="0"/>
+            </w:tcBorders>
+          </w:tcPr>
+          <w:p>
+            <w:pPr>
+              <w:spacing w:after="40" w:before="40" w:line="240" w:lineRule="auto"/>
+              <w:jc w:val="left"/>
+            </w:pPr>
+            <w:r>
+              <w:rPr>
+                <w:rFonts w:ascii="Times New Roman" w:cs="Times New Roman" w:eastAsia="Times New Roman" w:hAnsi="Times New Roman"/>
+                <w:b w:val="false"/>
+                <w:bCs w:val="false"/>
+                <w:sz w:val="20"/>
+                <w:szCs w:val="20"/>
+              </w:rPr>
+              <w:t xml:space="preserve">Feature-space integration</w:t>
+            </w:r>
+          </w:p>
+        </w:tc>
+        <w:tc>
+          <w:tcPr>
+            <w:tcW w:type="dxa" w:w="1493"/>
+            <w:tcBorders>
+              <w:top w:val="none" w:color="FFFFFF" w:sz="0"/>
+              <w:left w:val="none" w:color="FFFFFF" w:sz="0"/>
+              <w:bottom w:val="none" w:color="FFFFFF" w:sz="0"/>
+              <w:right w:val="none" w:color="FFFFFF" w:sz="0"/>
+            </w:tcBorders>
+          </w:tcPr>
+          <w:p>
+            <w:pPr>
+              <w:spacing w:after="40" w:before="40" w:line="240" w:lineRule="auto"/>
+              <w:jc w:val="right"/>
+            </w:pPr>
+            <w:r>
+              <w:rPr>
+                <w:rFonts w:ascii="Times New Roman" w:cs="Times New Roman" w:eastAsia="Times New Roman" w:hAnsi="Times New Roman"/>
+                <w:b w:val="false"/>
+                <w:bCs w:val="false"/>
+                <w:sz w:val="20"/>
+                <w:szCs w:val="20"/>
+              </w:rPr>
+              <w:t xml:space="preserve">36</w:t>
+            </w:r>
+          </w:p>
+        </w:tc>
+        <w:tc>
+          <w:tcPr>
+            <w:tcW w:type="dxa" w:w="1581"/>
+            <w:tcBorders>
+              <w:top w:val="none" w:color="FFFFFF" w:sz="0"/>
+              <w:left w:val="none" w:color="FFFFFF" w:sz="0"/>
+              <w:bottom w:val="none" w:color="FFFFFF" w:sz="0"/>
+              <w:right w:val="none" w:color="FFFFFF" w:sz="0"/>
+            </w:tcBorders>
+          </w:tcPr>
+          <w:p>
+            <w:pPr>
+              <w:spacing w:after="40" w:before="40" w:line="240" w:lineRule="auto"/>
+              <w:jc w:val="right"/>
+            </w:pPr>
+            <w:r>
+              <w:rPr>
+                <w:rFonts w:ascii="Times New Roman" w:cs="Times New Roman" w:eastAsia="Times New Roman" w:hAnsi="Times New Roman"/>
+                <w:b w:val="false"/>
+                <w:bCs w:val="false"/>
+                <w:sz w:val="20"/>
+                <w:szCs w:val="20"/>
+              </w:rPr>
+              <w:t xml:space="preserve">36</w:t>
+            </w:r>
+          </w:p>
+        </w:tc>
+        <w:tc>
+          <w:tcPr>
+            <w:tcW w:type="dxa" w:w="1493"/>
+            <w:tcBorders>
+              <w:top w:val="none" w:color="FFFFFF" w:sz="0"/>
+              <w:left w:val="none" w:color="FFFFFF" w:sz="0"/>
+              <w:bottom w:val="none" w:color="FFFFFF" w:sz="0"/>
+              <w:right w:val="none" w:color="FFFFFF" w:sz="0"/>
+            </w:tcBorders>
+          </w:tcPr>
+          <w:p>
+            <w:pPr>
+              <w:spacing w:after="40" w:before="40" w:line="240" w:lineRule="auto"/>
+              <w:jc w:val="center"/>
+            </w:pPr>
+            <w:r>
+              <w:rPr>
+                <w:rFonts w:ascii="Times New Roman" w:cs="Times New Roman" w:eastAsia="Times New Roman" w:hAnsi="Times New Roman"/>
+                <w:b w:val="false"/>
+                <w:bCs w:val="false"/>
+                <w:sz w:val="20"/>
+                <w:szCs w:val="20"/>
+              </w:rPr>
+              <w:t xml:space="preserve">Pass</w:t>
+            </w:r>
+          </w:p>
+        </w:tc>
+      </w:tr>
+      <w:tr>
+        <w:tc>
+          <w:tcPr>
+            <w:tcW w:type="dxa" w:w="4218"/>
+            <w:tcBorders>
+              <w:top w:val="none" w:color="FFFFFF" w:sz="0"/>
+              <w:left w:val="none" w:color="FFFFFF" w:sz="0"/>
               <w:bottom w:val="single" w:color="000000" w:sz="6"/>
               <w:right w:val="none" w:color="FFFFFF" w:sz="0"/>
             </w:tcBorders>
@@ -16800,7 +17020,7 @@
                 <w:sz w:val="20"/>
                 <w:szCs w:val="20"/>
               </w:rPr>
-              <w:t xml:space="preserve">Decision-threshold analysis</w:t>
+              <w:t xml:space="preserve">User acceptance pack</w:t>
             </w:r>
           </w:p>
         </w:tc>
@@ -16827,7 +17047,7 @@
                 <w:sz w:val="20"/>
                 <w:szCs w:val="20"/>
               </w:rPr>
-              <w:t xml:space="preserve">12</w:t>
+              <w:t xml:space="preserve">24</w:t>
             </w:r>
           </w:p>
         </w:tc>
@@ -16854,7 +17074,7 @@
                 <w:sz w:val="20"/>
                 <w:szCs w:val="20"/>
               </w:rPr>
-              <w:t xml:space="preserve">12</w:t>
+              <w:t xml:space="preserve">24</w:t>
             </w:r>
           </w:p>
         </w:tc>
@@ -18117,7 +18337,7 @@
           <w:sz w:val="24"/>
           <w:szCs w:val="24"/>
         </w:rPr>
-        <w:t xml:space="preserve">The optimised model was deployed as a live, authenticated, role-based clinical decision-support application on Render, verified by 168 automated tests and a ten-case user acceptance test conducted against the deployed instance.</w:t>
+        <w:t xml:space="preserve">The optimised model was deployed as a live, authenticated, role-based clinical decision-support application on Render, verified by 204 automated tests and a ten-case user acceptance test conducted against the deployed instance.</w:t>
       </w:r>
     </w:p>
     <w:p>
@@ -18293,7 +18513,7 @@
           <w:sz w:val="24"/>
           <w:szCs w:val="24"/>
         </w:rPr>
-        <w:t xml:space="preserve">A signal audit was then conducted, comparing the optimised model against three reference classifiers, measuring the statistical association between every attribute and the diagnosis, and performing an ablation study. Two further public typhoid datasets were obtained and subjected to the identical audit. Finally, the optimised model was deployed as a live, authenticated, role-based clinical decision-support application, verified by 168 automated tests and by a ten-case user acceptance test conducted against the deployed instance.</w:t>
+        <w:t xml:space="preserve">A signal audit was then conducted, comparing the optimised model against three reference classifiers, measuring the statistical association between every attribute and the diagnosis, and performing an ablation study. Two further public typhoid datasets were obtained and subjected to the identical audit. Finally, the optimised model was deployed as a live, authenticated, role-based clinical decision-support application, verified by 204 automated tests and by a ten-case user acceptance test conducted against the deployed instance.</w:t>
       </w:r>
     </w:p>
     <w:p>
@@ -18513,7 +18733,7 @@
           <w:sz w:val="24"/>
           <w:szCs w:val="24"/>
         </w:rPr>
-        <w:t xml:space="preserve"> The deployed system provides role-based access for clinicians, administrators and auditors, a schema-driven assessment form, calibrated probability estimates, triage recommendations, per-prediction explanations, an append-only audit trail and a programmatic interface. It operates within 0.1 CPU and 512 MB of memory. All 168 automated tests pass, and the deployed instance reproduced the expected output in all ten user acceptance test cases.</w:t>
+        <w:t xml:space="preserve"> The deployed system provides role-based access for clinicians, administrators and auditors, a schema-driven assessment form, calibrated probability estimates, triage recommendations, per-prediction explanations, an append-only audit trail and a programmatic interface. It operates within 0.1 CPU and 512 MB of memory. All 204 automated tests pass, and the deployed instance reproduced the expected output in all ten user acceptance test cases.</w:t>
       </w:r>
     </w:p>
     <w:p>
@@ -19278,7 +19498,7 @@
           <w:sz w:val="24"/>
           <w:szCs w:val="24"/>
         </w:rPr>
-        <w:t xml:space="preserve"> The system is live, authenticated, role-based, responsive to mobile devices, covered by 168 automated tests, and architected so that the machine learning package and the web application are independently replaceable. It provides a working deployment pathway for any subsequent researcher who obtains a clinically valid typhoid dataset.</w:t>
+        <w:t xml:space="preserve"> The system is live, authenticated, role-based, responsive to mobile devices, covered by 204 automated tests, and architected so that the machine learning package and the web application are independently replaceable. It provides a working deployment pathway for any subsequent researcher who obtains a clinically valid typhoid dataset.</w:t>
       </w:r>
     </w:p>
     <w:p>
